--- a/pc_package/PCP-006_viral_inactivation.docx
+++ b/pc_package/PCP-006_viral_inactivation.docx
@@ -967,7 +967,7 @@
               <w:jc w:val="left"/>
             </w:pPr>
             <w:r>
-              <w:t xml:space="preserve">Reissued under INV-001 and INV-002: a priori intermediate acceptance criteria, re-analysis of the studies, execution dates recorded; changes listed in the document (see INV-001)</w:t>
+              <w:t xml:space="preserve">Reissued under INV-001 and INV-002: a priori intermediate acceptance criteria, execution dates recorded; changes listed in the document (see INV-001)</w:t>
             </w:r>
           </w:p>
         </w:tc>

--- a/pc_package/PCP-006_viral_inactivation.docx
+++ b/pc_package/PCP-006_viral_inactivation.docx
@@ -1952,7 +1952,7 @@
         </w:r>
       </w:hyperlink>
       <w:r>
-        <w:t xml:space="preserve">). Version 1.0 asked for a significant model, no significant lack of fit and residuals with no structure. This version adds a limit on how far predicted R² may fall short of R², a regression of the residuals on the predicted values and on run order, and a cut-off on the Cook’s distance of a single run.</w:t>
+        <w:t xml:space="preserve">). Version 1.0 asked for a significant model, no significant lack of fit and residuals with no structure. This version adds a limit on how far predicted R² may fall short of R², a regression of the absolute residuals on the predicted values and of the residuals on run order, and a cut-off on the Cook’s distance of a single run.</w:t>
       </w:r>
     </w:p>
     <w:p>

--- a/pc_package/PCP-006_viral_inactivation.docx
+++ b/pc_package/PCP-006_viral_inactivation.docx
@@ -1952,7 +1952,7 @@
         </w:r>
       </w:hyperlink>
       <w:r>
-        <w:t xml:space="preserve">). Version 1.0 asked for a significant model, no significant lack of fit and residuals with no structure. This version adds a limit on how far predicted R² may fall short of R², a regression of the absolute residuals on the predicted values and of the residuals on run order, and a cut-off on the Cook’s distance of a single run.</w:t>
+        <w:t xml:space="preserve">). Version 1.0 asked for a significant model, no significant lack of fit and residuals with no structure. This version adds a limit on how far predicted R² may fall short of R², a regression of the absolute residuals on the predicted values and of the residuals on run order, and a cut-off on the Cook’s distance of a single run. The remedy of PCMP-001 §7.2 replaces the consequence that Version 1.0 stated. Version 1.0 named two outcomes, a regression that is not significant because the response varies little and a lack-of-fit test made sensitive by a very small pure error. It supported the ranges from the observed values in the first case and judged adequacy on the size of the residuals against the criterion in the second, and it stated that neither outcome is a reason to refit a different model. A model that fails the lack-of-fit test or the limit on overfitting is now either refitted with a justified change of terms or transformation, or it is not used to set a range.</w:t>
       </w:r>
     </w:p>
     <w:p>
@@ -1987,6 +1987,63 @@
         </w:numPr>
       </w:pPr>
       <w:r>
+        <w:t xml:space="preserve">It draws the operating region, which PCMP-001 calls the design space, on the statistics of PCMP-001 §6.2 (</w:t>
+      </w:r>
+      <w:hyperlink w:anchor="sec-region">
+        <w:r>
+          <w:rPr>
+            <w:rStyle w:val="Hyperlink"/>
+          </w:rPr>
+          <w:t xml:space="preserve">Section 7.6</w:t>
+        </w:r>
+      </w:hyperlink>
+      <w:r>
+        <w:t xml:space="preserve">). A setting lies inside the region when aggregate, fragments and acidic variants meet their criteria at both ends of the 95 % prediction interval of a single run, and XMuLV clearance meets its claim on its mean prediction. Version 1.0 established the region from the fitted response-surface models, that is on the mean prediction of every output.</w:t>
+      </w:r>
+    </w:p>
+    <w:p>
+      <w:pPr>
+        <w:pStyle w:val="Compact"/>
+        <w:numPr>
+          <w:ilvl w:val="0"/>
+          <w:numId w:val="1001"/>
+        </w:numPr>
+      </w:pPr>
+      <w:r>
+        <w:t xml:space="preserve">It states the classification rule of PCMP-001 §7.7, with the definition of an affected attribute in PCMP-001 §6.2 (</w:t>
+      </w:r>
+      <w:hyperlink w:anchor="sec-class">
+        <w:r>
+          <w:rPr>
+            <w:rStyle w:val="Hyperlink"/>
+          </w:rPr>
+          <w:t xml:space="preserve">Section 7.5</w:t>
+        </w:r>
+      </w:hyperlink>
+      <w:r>
+        <w:t xml:space="preserve">). Version 1.0 stated no classification rule and left the classification to PCR-006, a sentence this version keeps (</w:t>
+      </w:r>
+      <w:hyperlink w:anchor="sec-factors">
+        <w:r>
+          <w:rPr>
+            <w:rStyle w:val="Hyperlink"/>
+          </w:rPr>
+          <w:t xml:space="preserve">Section 6.1</w:t>
+        </w:r>
+      </w:hyperlink>
+      <w:r>
+        <w:t xml:space="preserve">). Neither PCMP-001 nor SOP-4001 sets a numerical threshold for a practically relevant effect or a wide PAR, so PCR-006 classifies on the size of each effect across the PAR and the margin between the PAR and the NOR.</w:t>
+      </w:r>
+    </w:p>
+    <w:p>
+      <w:pPr>
+        <w:pStyle w:val="Compact"/>
+        <w:numPr>
+          <w:ilvl w:val="0"/>
+          <w:numId w:val="1001"/>
+        </w:numPr>
+      </w:pPr>
+      <w:r>
         <w:t xml:space="preserve">It records the execution window of every study that this plan governs (</w:t>
       </w:r>
       <w:hyperlink w:anchor="tbl-schedule">
@@ -2010,7 +2067,7 @@
         </w:numPr>
       </w:pPr>
       <w:r>
-        <w:t xml:space="preserve">It records the date on which Version 1.0 was approved. The title block of Version 1.0 carried 2026-07-24, the date on which the Version 1.0 reports were approved. The revision history now gives the approval date of this plan (INV-001 finding 5).</w:t>
+        <w:t xml:space="preserve">It records the date on which Version 1.0 was approved. The title block of Version 1.0 carried 2026-07-24, the date on which the Version 1.0 reports were approved (INV-001 finding 5). The revision history now gives the approval date of this plan. The compiled text of Version 1.0 also carried the step criteria that change 1 replaces, added to the plan text when the package was compiled, without a revision of the approved plan (INV-001 finding 1).</w:t>
       </w:r>
     </w:p>
     <w:p>
@@ -2631,7 +2688,7 @@
         </w:r>
       </w:hyperlink>
       <w:r>
-        <w:t xml:space="preserve">). The Version 1.0 limit was never an approved criterion, because it was applied in the report at analysis and appeared in no approved plan. For XMuLV clearance, Version 1.0 subtracted the nominal clearance of the other steps in this campaign from the cumulative requirement. Version 2.0 holds the step to its platform claim, which is the stricter criterion.</w:t>
+        <w:t xml:space="preserve">). For XMuLV clearance, Version 1.0 subtracted the nominal clearance of the other steps in this campaign from the cumulative requirement. Version 2.0 holds the step to its platform claim, which is the stricter criterion. Both Version 1.0 limits were applied in the report at analysis. They were written into the compiled text of this plan when the package was compiled, and neither was approved with the plan (INV-001 finding 1).</w:t>
       </w:r>
     </w:p>
     <w:p>
@@ -2699,7 +2756,24 @@
         </w:numPr>
       </w:pPr>
       <w:r>
-        <w:t xml:space="preserve">To fit response-surface models that predict these outputs over the range studied, and to test each model against the adequacy criteria of PCMP-001 §7.2.</w:t>
+        <w:t xml:space="preserve">To fit response-surface models that predict these outputs over the range studied, to test each model against the adequacy criteria of PCMP-001 §7.2, and to establish the region within which every acceptance criterion in</w:t>
+      </w:r>
+      <w:r>
+        <w:t xml:space="preserve"> </w:t>
+      </w:r>
+      <w:hyperlink w:anchor="tbl-iac">
+        <w:r>
+          <w:rPr>
+            <w:rStyle w:val="Hyperlink"/>
+          </w:rPr>
+          <w:t xml:space="preserve">Table 9</w:t>
+        </w:r>
+      </w:hyperlink>
+      <w:r>
+        <w:t xml:space="preserve"> </w:t>
+      </w:r>
+      <w:r>
+        <w:t xml:space="preserve">is met at the same time.</w:t>
       </w:r>
     </w:p>
     <w:p>
@@ -5984,7 +6058,7 @@
         <w:pStyle w:val="BodyText"/>
       </w:pPr>
       <w:r>
-        <w:t xml:space="preserve">Aggregate, fragments and acidic variants must meet their criteria in every batch, and a response-surface model predicts the mean response. These three attributes are therefore judged through a 95 % prediction interval of a single batch wherever a judgement supports a claim. There are three such judgements. They are the PAR computed while the other factors vary as in routine operation (</w:t>
+        <w:t xml:space="preserve">Aggregate, fragments and acidic variants must meet their criteria in every batch, and a response-surface model predicts the mean response. These three attributes are therefore judged through a 95 % prediction interval of a single batch wherever a judgement supports a claim. There are four such judgements. They are the PAR computed while the other factors vary as in routine operation (</w:t>
       </w:r>
       <w:hyperlink w:anchor="sec-par">
         <w:r>
@@ -6006,7 +6080,7 @@
         </w:r>
       </w:hyperlink>
       <w:r>
-        <w:t xml:space="preserve">), which uses the exact prediction interval of a single run, and the verification of the platform worst cases (</w:t>
+        <w:t xml:space="preserve">), which uses the exact prediction interval of a single run, the verification of the platform worst cases (</w:t>
       </w:r>
       <w:hyperlink w:anchor="sec-verification">
         <w:r>
@@ -6017,7 +6091,18 @@
         </w:r>
       </w:hyperlink>
       <w:r>
-        <w:t xml:space="preserve">). The PAR analysis that holds the other parameters at their set-points judges the mean prediction (PCMP-001 §6.4). XMuLV clearance is judged on the mean predicted LRF at the least favourable combination of inactivation pH, hold time and temperature within their NORs, because viral clearance is validated at worst-case conditions. Predictions of aggregate and acidic variants are translated to manufacturing scale by subtracting their offsets (</w:t>
+        <w:t xml:space="preserve">) and the operating region (</w:t>
+      </w:r>
+      <w:hyperlink w:anchor="sec-region">
+        <w:r>
+          <w:rPr>
+            <w:rStyle w:val="Hyperlink"/>
+          </w:rPr>
+          <w:t xml:space="preserve">Section 7.6</w:t>
+        </w:r>
+      </w:hyperlink>
+      <w:r>
+        <w:t xml:space="preserve">), which uses the same exact interval. The PAR analysis that holds the other parameters at their set-points judges the mean prediction (PCMP-001 §6.4). XMuLV clearance is judged on the mean predicted LRF at the least favourable combination of inactivation pH, hold time and temperature within their NORs, because viral clearance is validated at worst-case conditions. Predictions of aggregate and acidic variants are translated to manufacturing scale by subtracting their offsets (</w:t>
       </w:r>
       <w:hyperlink w:anchor="sec-sdm">
         <w:r>
@@ -6089,7 +6174,7 @@
         <w:t xml:space="preserve"> </w:t>
       </w:r>
       <w:r>
-        <w:t xml:space="preserve">lists the parameters of the step with their planned set-points and NORs and their ranges studied. The range studied is the characterized range of PCMP-001. The code letters identify the factors in the design matrices of Appendices A and B.</w:t>
+        <w:t xml:space="preserve">lists the parameters of the step with their planned set-points and NORs and their ranges studied. The range studied is the characterized range of PCMP-001. The code letters identify the factors in the design matrices of Appendices A and B. The plan states no classification for any parameter. Classification is an outcome of the study and will be assigned in PCR-006 under SOP-4001.</w:t>
       </w:r>
     </w:p>
     <w:tbl>
@@ -6938,7 +7023,7 @@
     </w:p>
     <w:bookmarkEnd w:id="48"/>
     <w:bookmarkEnd w:id="49"/>
-    <w:bookmarkStart w:id="57" w:name="sec-criteria"/>
+    <w:bookmarkStart w:id="58" w:name="sec-criteria"/>
     <w:p>
       <w:pPr>
         <w:pStyle w:val="Heading1"/>
@@ -8312,7 +8397,7 @@
         </w:numPr>
       </w:pPr>
       <w:r>
-        <w:t xml:space="preserve">Where the 95 % prediction bound of a single batch is smaller than the platform worst case, and the response-surface model meets the adequacy criteria of</w:t>
+        <w:t xml:space="preserve">Where the 95 % prediction bound of a single batch is smaller than the platform worst case, and the response-surface model behind it meets the first three adequacy criteria of</w:t>
       </w:r>
       <w:r>
         <w:t xml:space="preserve"> </w:t>
@@ -8326,7 +8411,10 @@
         </w:r>
       </w:hyperlink>
       <w:r>
-        <w:t xml:space="preserve">, the bound replaces the platform value. Every criterion upstream of this step is recalculated with the bound and becomes wider.</w:t>
+        <w:t xml:space="preserve"> </w:t>
+      </w:r>
+      <w:r>
+        <w:t xml:space="preserve">(a significant model, no significant lack of fit and the limit on overfitting) and is not an exact fit, the bound replaces the platform value. The fourth criterion, on the residuals and on influential runs, does not decide the change. PCR-006 examines the bound and states whether it depends on a single run. Every criterion upstream of this step is recalculated with the bound and becomes wider.</w:t>
       </w:r>
     </w:p>
     <w:p>
@@ -8458,14 +8546,13 @@
       </w:r>
     </w:p>
     <w:bookmarkEnd w:id="56"/>
-    <w:bookmarkEnd w:id="57"/>
-    <w:bookmarkStart w:id="58" w:name="sec-par"/>
-    <w:p>
-      <w:pPr>
-        <w:pStyle w:val="Heading1"/>
-      </w:pPr>
-      <w:r>
-        <w:t xml:space="preserve">8. Proven acceptable ranges (planned analysis)</w:t>
+    <w:bookmarkStart w:id="57" w:name="sec-region"/>
+    <w:p>
+      <w:pPr>
+        <w:pStyle w:val="Heading2"/>
+      </w:pPr>
+      <w:r>
+        <w:t xml:space="preserve">7.6 Decision criteria for the operating region</w:t>
       </w:r>
     </w:p>
     <w:p>
@@ -8473,107 +8560,7 @@
         <w:pStyle w:val="FirstParagraph"/>
       </w:pPr>
       <w:r>
-        <w:t xml:space="preserve">A PAR will be computed for each attribute that has a criterion at this step and for each factor of the response-surface model. Two analyses will be run (PCMP-001 §6.4). The first holds the other parameters at their set-points and scans the parameter of interest across its range studied. Its PAR is the contiguous range around the set-point over which the mean prediction meets the criterion.</w:t>
-      </w:r>
-    </w:p>
-    <w:p>
-      <w:pPr>
-        <w:pStyle w:val="BodyText"/>
-      </w:pPr>
-      <w:r>
-        <w:t xml:space="preserve">The second analysis computes the PAR while the other two factors of the response-surface model vary about their set-points as in routine operation. PCMP-001 §6.4 calls it the NOR-propagated analysis. It scans the parameter across 81 grid points over its range studied. How the other factors vary, and what is compared with the criterion, depend on the attribute.</w:t>
-      </w:r>
-    </w:p>
-    <w:p>
-      <w:pPr>
-        <w:pStyle w:val="Compact"/>
-        <w:numPr>
-          <w:ilvl w:val="0"/>
-          <w:numId w:val="1008"/>
-        </w:numPr>
-      </w:pPr>
-      <w:r>
-        <w:t xml:space="preserve">For aggregate, fragments and acidic variants it compares the 95 % prediction interval of a single batch, because a single batch is what must meet the criterion. At each grid point, 2,000 operating points are drawn for the other two factors. Each factor is drawn from a normal distribution centred on its set-point, with a standard deviation of one sixth of the width of its NOR, so that the NOR spans three standard deviations on either side of the set-point. A draw that falls outside the range studied is set to the nearer end of that range. The interval holds the central 95 % of the simulated batches, and it includes the model residual and the uncertainty of the fitted coefficients. For an upper limit the upper end of the interval must not exceed the limit, for a lower limit the lower end must not fall below it, and for a two-sided criterion both apply.</w:t>
-      </w:r>
-    </w:p>
-    <w:p>
-      <w:pPr>
-        <w:pStyle w:val="Compact"/>
-        <w:numPr>
-          <w:ilvl w:val="0"/>
-          <w:numId w:val="1008"/>
-        </w:numPr>
-      </w:pPr>
-      <w:r>
-        <w:t xml:space="preserve">For XMuLV clearance it compares the worst case within the NOR. At each grid point the other two factors are set to every combination of their NOR low, set-point and NOR high, and the lowest mean predicted LRF must reach the claim.</w:t>
-      </w:r>
-    </w:p>
-    <w:p>
-      <w:pPr>
-        <w:pStyle w:val="FirstParagraph"/>
-      </w:pPr>
-      <w:r>
-        <w:t xml:space="preserve">The PAR of the second analysis is the contiguous range around the set-point over which the comparison passes. It is in general narrower than the PAR of the first analysis, because the range must hold while the other factors vary. The PAR of the second analysis is the one that supports a claim. The decision rules are the following.</w:t>
-      </w:r>
-    </w:p>
-    <w:p>
-      <w:pPr>
-        <w:pStyle w:val="Compact"/>
-        <w:numPr>
-          <w:ilvl w:val="0"/>
-          <w:numId w:val="1009"/>
-        </w:numPr>
-      </w:pPr>
-      <w:r>
-        <w:t xml:space="preserve">A range of a parameter is proven acceptable for an attribute when the second analysis meets the criterion of that attribute across it.</w:t>
-      </w:r>
-    </w:p>
-    <w:p>
-      <w:pPr>
-        <w:pStyle w:val="Compact"/>
-        <w:numPr>
-          <w:ilvl w:val="0"/>
-          <w:numId w:val="1009"/>
-        </w:numPr>
-      </w:pPr>
-      <w:r>
-        <w:t xml:space="preserve">A parameter that affects several attributes has a PAR for each attribute, and the range carried into the control strategy is their intersection.</w:t>
-      </w:r>
-    </w:p>
-    <w:p>
-      <w:pPr>
-        <w:pStyle w:val="Compact"/>
-        <w:numPr>
-          <w:ilvl w:val="0"/>
-          <w:numId w:val="1009"/>
-        </w:numPr>
-      </w:pPr>
-      <w:r>
-        <w:t xml:space="preserve">A PAR that reaches the end of the range studied is reported as reaching it, and no claim is made beyond it.</w:t>
-      </w:r>
-    </w:p>
-    <w:p>
-      <w:pPr>
-        <w:pStyle w:val="Compact"/>
-        <w:numPr>
-          <w:ilvl w:val="0"/>
-          <w:numId w:val="1009"/>
-        </w:numPr>
-      </w:pPr>
-      <w:r>
-        <w:t xml:space="preserve">Where an output does not meet its criterion even at the set-point, PCR-006 reports that no PAR exists for that attribute and states the consequence for the NOR.</w:t>
-      </w:r>
-    </w:p>
-    <w:p>
-      <w:pPr>
-        <w:pStyle w:val="Compact"/>
-        <w:numPr>
-          <w:ilvl w:val="0"/>
-          <w:numId w:val="1009"/>
-        </w:numPr>
-      </w:pPr>
-      <w:r>
-        <w:t xml:space="preserve">The range of the A-Mab concentration is supported by its own univariate data. It is supported when every result across the settings of the concentration meets the criterion for aggregate and for acidic variants in</w:t>
+        <w:t xml:space="preserve">The operating region of the step is the part of the characterized region in which every criterion in</w:t>
       </w:r>
       <w:r>
         <w:t xml:space="preserve"> </w:t>
@@ -8587,6 +8574,184 @@
         </w:r>
       </w:hyperlink>
       <w:r>
+        <w:t xml:space="preserve"> </w:t>
+      </w:r>
+      <w:r>
+        <w:t xml:space="preserve">is met at the same time. It will be established from the fitted response-surface models by evaluating all four responses over a grid spanning the ranges in</w:t>
+      </w:r>
+      <w:r>
+        <w:t xml:space="preserve"> </w:t>
+      </w:r>
+      <w:hyperlink w:anchor="tbl-params">
+        <w:r>
+          <w:rPr>
+            <w:rStyle w:val="Hyperlink"/>
+          </w:rPr>
+          <w:t xml:space="preserve">Table 8</w:t>
+        </w:r>
+      </w:hyperlink>
+      <w:r>
+        <w:t xml:space="preserve"> </w:t>
+      </w:r>
+      <w:r>
+        <w:t xml:space="preserve">and retaining the settings that satisfy every criterion. A setting lies inside the region when aggregate, fragments and acidic variants meet their criteria at both ends of the 95 % prediction interval of a single run, and XMuLV clearance meets its claim on its mean prediction, which is how PCMP-001 §6.2 draws the design space of a step. The proportion of the characterized region that satisfies every criterion will be reported.</w:t>
+      </w:r>
+    </w:p>
+    <w:p>
+      <w:pPr>
+        <w:pStyle w:val="BodyText"/>
+      </w:pPr>
+      <w:r>
+        <w:t xml:space="preserve">The study will be considered to have met its objectives when the scale-down model is qualified, when both designs are executed as planned or with documented deviations whose impact is assessed, when an adequate model is obtained for each response or the absence of an effect is demonstrated, and when the normal operating ranges in</w:t>
+      </w:r>
+      <w:r>
+        <w:t xml:space="preserve"> </w:t>
+      </w:r>
+      <w:hyperlink w:anchor="tbl-params">
+        <w:r>
+          <w:rPr>
+            <w:rStyle w:val="Hyperlink"/>
+          </w:rPr>
+          <w:t xml:space="preserve">Table 8</w:t>
+        </w:r>
+      </w:hyperlink>
+      <w:r>
+        <w:t xml:space="preserve"> </w:t>
+      </w:r>
+      <w:r>
+        <w:t xml:space="preserve">lie inside the operating region. If a normal operating range is found to extend outside the operating region, the report will define the edge of failure, and the normal operating range should be narrowed in the control strategy rather than the criterion relaxed.</w:t>
+      </w:r>
+    </w:p>
+    <w:bookmarkEnd w:id="57"/>
+    <w:bookmarkEnd w:id="58"/>
+    <w:bookmarkStart w:id="59" w:name="sec-par"/>
+    <w:p>
+      <w:pPr>
+        <w:pStyle w:val="Heading1"/>
+      </w:pPr>
+      <w:r>
+        <w:t xml:space="preserve">8. Proven acceptable ranges (planned analysis)</w:t>
+      </w:r>
+    </w:p>
+    <w:p>
+      <w:pPr>
+        <w:pStyle w:val="FirstParagraph"/>
+      </w:pPr>
+      <w:r>
+        <w:t xml:space="preserve">A PAR will be computed for each attribute that has a criterion at this step and for each factor of the response-surface model. Two analyses will be run (PCMP-001 §6.4). The first holds the other parameters at their set-points and scans the parameter of interest across its range studied. Its PAR is the contiguous range around the set-point over which the mean prediction meets the criterion.</w:t>
+      </w:r>
+    </w:p>
+    <w:p>
+      <w:pPr>
+        <w:pStyle w:val="BodyText"/>
+      </w:pPr>
+      <w:r>
+        <w:t xml:space="preserve">The second analysis computes the PAR while the other two factors of the response-surface model vary about their set-points as in routine operation. PCMP-001 §6.4 calls it the NOR-propagated analysis. It scans the parameter across 81 grid points over its range studied. How the other factors vary, and what is compared with the criterion, depend on the attribute.</w:t>
+      </w:r>
+    </w:p>
+    <w:p>
+      <w:pPr>
+        <w:pStyle w:val="Compact"/>
+        <w:numPr>
+          <w:ilvl w:val="0"/>
+          <w:numId w:val="1008"/>
+        </w:numPr>
+      </w:pPr>
+      <w:r>
+        <w:t xml:space="preserve">For aggregate, fragments and acidic variants it compares the 95 % prediction interval of a single batch, because a single batch is what must meet the criterion. At each grid point, 2,000 operating points are drawn for the other two factors. Each factor is drawn from a normal distribution centred on its set-point, with a standard deviation of one sixth of the width of its NOR, so that the NOR spans three standard deviations on either side of the set-point. A draw that falls outside the range studied is set to the nearer end of that range. The interval holds the central 95 % of the simulated batches, and it includes the model residual and the uncertainty of the fitted coefficients. For an upper limit the upper end of the interval must not exceed the limit, for a lower limit the lower end must not fall below it, and for a two-sided criterion both apply.</w:t>
+      </w:r>
+    </w:p>
+    <w:p>
+      <w:pPr>
+        <w:pStyle w:val="Compact"/>
+        <w:numPr>
+          <w:ilvl w:val="0"/>
+          <w:numId w:val="1008"/>
+        </w:numPr>
+      </w:pPr>
+      <w:r>
+        <w:t xml:space="preserve">For XMuLV clearance it compares the worst case within the NOR. At each grid point the other two factors are set to every combination of their NOR low, set-point and NOR high, and the lowest mean predicted LRF must reach the claim.</w:t>
+      </w:r>
+    </w:p>
+    <w:p>
+      <w:pPr>
+        <w:pStyle w:val="FirstParagraph"/>
+      </w:pPr>
+      <w:r>
+        <w:t xml:space="preserve">The PAR of the second analysis is the contiguous range around the set-point over which the comparison passes. It is in general narrower than the PAR of the first analysis, because the range must hold while the other factors vary. The PAR of the second analysis is the one that supports a claim. The decision rules are the following.</w:t>
+      </w:r>
+    </w:p>
+    <w:p>
+      <w:pPr>
+        <w:pStyle w:val="Compact"/>
+        <w:numPr>
+          <w:ilvl w:val="0"/>
+          <w:numId w:val="1009"/>
+        </w:numPr>
+      </w:pPr>
+      <w:r>
+        <w:t xml:space="preserve">A range of a parameter is proven acceptable for an attribute when the second analysis meets the criterion of that attribute across it.</w:t>
+      </w:r>
+    </w:p>
+    <w:p>
+      <w:pPr>
+        <w:pStyle w:val="Compact"/>
+        <w:numPr>
+          <w:ilvl w:val="0"/>
+          <w:numId w:val="1009"/>
+        </w:numPr>
+      </w:pPr>
+      <w:r>
+        <w:t xml:space="preserve">A parameter that affects several attributes has a PAR for each attribute, and the range carried into the control strategy is their intersection.</w:t>
+      </w:r>
+    </w:p>
+    <w:p>
+      <w:pPr>
+        <w:pStyle w:val="Compact"/>
+        <w:numPr>
+          <w:ilvl w:val="0"/>
+          <w:numId w:val="1009"/>
+        </w:numPr>
+      </w:pPr>
+      <w:r>
+        <w:t xml:space="preserve">A PAR that reaches the end of the range studied is reported as reaching it, and no claim is made beyond it.</w:t>
+      </w:r>
+    </w:p>
+    <w:p>
+      <w:pPr>
+        <w:pStyle w:val="Compact"/>
+        <w:numPr>
+          <w:ilvl w:val="0"/>
+          <w:numId w:val="1009"/>
+        </w:numPr>
+      </w:pPr>
+      <w:r>
+        <w:t xml:space="preserve">Where an output does not meet its criterion even at the set-point, PCR-006 reports that no PAR exists for that attribute and states the consequence for the NOR.</w:t>
+      </w:r>
+    </w:p>
+    <w:p>
+      <w:pPr>
+        <w:pStyle w:val="Compact"/>
+        <w:numPr>
+          <w:ilvl w:val="0"/>
+          <w:numId w:val="1009"/>
+        </w:numPr>
+      </w:pPr>
+      <w:r>
+        <w:t xml:space="preserve">The range of the A-Mab concentration is supported by its own univariate data. It is supported when every result across the settings of the concentration meets the criterion for aggregate and for acidic variants in</w:t>
+      </w:r>
+      <w:r>
+        <w:t xml:space="preserve"> </w:t>
+      </w:r>
+      <w:hyperlink w:anchor="tbl-iac">
+        <w:r>
+          <w:rPr>
+            <w:rStyle w:val="Hyperlink"/>
+          </w:rPr>
+          <w:t xml:space="preserve">Table 9</w:t>
+        </w:r>
+      </w:hyperlink>
+      <w:r>
         <w:t xml:space="preserve">, at manufacturing scale. PCR-006 reports the log reduction measured at each setting beside the claim of the step, which is itself judged on the response-surface model at the worst case within the NOR (</w:t>
       </w:r>
       <w:hyperlink w:anchor="sec-claim">
@@ -8620,8 +8785,8 @@
         <w:t xml:space="preserve">PCR-006 will tabulate both PARs for each attribute and each parameter. For each attribute it will also show a figure against the parameter with the largest main effect in the response-surface model. The figure plots the prediction across the range studied, with the region that meets the criterion shaded green.</w:t>
       </w:r>
     </w:p>
-    <w:bookmarkEnd w:id="58"/>
-    <w:bookmarkStart w:id="59" w:name="sec-data"/>
+    <w:bookmarkEnd w:id="59"/>
+    <w:bookmarkStart w:id="60" w:name="sec-data"/>
     <w:p>
       <w:pPr>
         <w:pStyle w:val="Heading1"/>
@@ -8646,8 +8811,8 @@
         <w:t xml:space="preserve">Results are transferred to the statistical analysis from the approved record, and a second analyst verifies the transfer. A result is excluded only for a documented reason, and PCR-006 lists every exclusion. Where a run is lost or invalidated, PCR-006 should report it and state whether the design was repaired or re-executed (PCMP-001 §6.1).</w:t>
       </w:r>
     </w:p>
-    <w:bookmarkEnd w:id="59"/>
-    <w:bookmarkStart w:id="61" w:name="sec-roles"/>
+    <w:bookmarkEnd w:id="60"/>
+    <w:bookmarkStart w:id="62" w:name="sec-roles"/>
     <w:p>
       <w:pPr>
         <w:pStyle w:val="Heading1"/>
@@ -8694,7 +8859,7 @@
       <w:tr>
         <w:tc>
           <w:tcPr/>
-          <w:bookmarkStart w:id="60" w:name="tbl-roles"/>
+          <w:bookmarkStart w:id="61" w:name="tbl-roles"/>
           <w:p>
             <w:pPr>
               <w:jc w:val="center"/>
@@ -8878,13 +9043,13 @@
               </w:tc>
             </w:tr>
           </w:tbl>
-          <w:bookmarkEnd w:id="60"/>
+          <w:bookmarkEnd w:id="61"/>
           <w:p/>
         </w:tc>
       </w:tr>
     </w:tbl>
-    <w:bookmarkEnd w:id="61"/>
-    <w:bookmarkStart w:id="63" w:name="sec-deliverables"/>
+    <w:bookmarkEnd w:id="62"/>
+    <w:bookmarkStart w:id="64" w:name="sec-deliverables"/>
     <w:p>
       <w:pPr>
         <w:pStyle w:val="Heading1"/>
@@ -8964,7 +9129,7 @@
       <w:tr>
         <w:tc>
           <w:tcPr/>
-          <w:bookmarkStart w:id="62" w:name="tbl-schedule"/>
+          <w:bookmarkStart w:id="63" w:name="tbl-schedule"/>
           <w:p>
             <w:pPr>
               <w:jc w:val="center"/>
@@ -9398,13 +9563,13 @@
               </w:tc>
             </w:tr>
           </w:tbl>
-          <w:bookmarkEnd w:id="62"/>
+          <w:bookmarkEnd w:id="63"/>
           <w:p/>
         </w:tc>
       </w:tr>
     </w:tbl>
-    <w:bookmarkEnd w:id="63"/>
-    <w:bookmarkStart w:id="64" w:name="sec-risks"/>
+    <w:bookmarkEnd w:id="64"/>
+    <w:bookmarkStart w:id="65" w:name="sec-risks"/>
     <w:p>
       <w:pPr>
         <w:pStyle w:val="Heading1"/>
@@ -9655,8 +9820,8 @@
         <w:t xml:space="preserve">).</w:t>
       </w:r>
     </w:p>
-    <w:bookmarkEnd w:id="64"/>
-    <w:bookmarkStart w:id="65" w:name="sec-approvals"/>
+    <w:bookmarkEnd w:id="65"/>
+    <w:bookmarkStart w:id="66" w:name="sec-approvals"/>
     <w:p>
       <w:pPr>
         <w:pStyle w:val="Heading1"/>
@@ -9673,8 +9838,8 @@
         <w:t xml:space="preserve">This plan is approved by the functions listed in the approval record at the front of this document. A change to the plan after approval is made in a new version, approved by the same functions.</w:t>
       </w:r>
     </w:p>
-    <w:bookmarkEnd w:id="65"/>
-    <w:bookmarkStart w:id="67" w:name="sec-appendix-a"/>
+    <w:bookmarkEnd w:id="66"/>
+    <w:bookmarkStart w:id="68" w:name="sec-appendix-a"/>
     <w:p>
       <w:pPr>
         <w:pStyle w:val="Heading1"/>
@@ -9715,7 +9880,7 @@
       <w:tr>
         <w:tc>
           <w:tcPr/>
-          <w:bookmarkStart w:id="66" w:name="tbl-matrix-screening"/>
+          <w:bookmarkStart w:id="67" w:name="tbl-matrix-screening"/>
           <w:p>
             <w:pPr>
               <w:jc w:val="center"/>
@@ -11005,13 +11170,13 @@
               </w:tc>
             </w:tr>
           </w:tbl>
-          <w:bookmarkEnd w:id="66"/>
+          <w:bookmarkEnd w:id="67"/>
           <w:p/>
         </w:tc>
       </w:tr>
     </w:tbl>
-    <w:bookmarkEnd w:id="67"/>
-    <w:bookmarkStart w:id="69" w:name="sec-appendix-b"/>
+    <w:bookmarkEnd w:id="68"/>
+    <w:bookmarkStart w:id="70" w:name="sec-appendix-b"/>
     <w:p>
       <w:pPr>
         <w:pStyle w:val="Heading1"/>
@@ -11052,7 +11217,7 @@
       <w:tr>
         <w:tc>
           <w:tcPr/>
-          <w:bookmarkStart w:id="68" w:name="tbl-matrix-rsm"/>
+          <w:bookmarkStart w:id="69" w:name="tbl-matrix-rsm"/>
           <w:p>
             <w:pPr>
               <w:jc w:val="center"/>
@@ -13012,13 +13177,13 @@
               </w:tc>
             </w:tr>
           </w:tbl>
-          <w:bookmarkEnd w:id="68"/>
+          <w:bookmarkEnd w:id="69"/>
           <w:p/>
         </w:tc>
       </w:tr>
     </w:tbl>
-    <w:bookmarkEnd w:id="69"/>
-    <w:bookmarkStart w:id="77" w:name="references"/>
+    <w:bookmarkEnd w:id="70"/>
+    <w:bookmarkStart w:id="78" w:name="references"/>
     <w:p>
       <w:pPr>
         <w:pStyle w:val="Heading1"/>
@@ -13027,8 +13192,8 @@
         <w:t xml:space="preserve">References</w:t>
       </w:r>
     </w:p>
-    <w:bookmarkStart w:id="76" w:name="refs"/>
-    <w:bookmarkStart w:id="70" w:name="ref-amab2009"/>
+    <w:bookmarkStart w:id="77" w:name="refs"/>
+    <w:bookmarkStart w:id="71" w:name="ref-amab2009"/>
     <w:p>
       <w:pPr>
         <w:pStyle w:val="Bibliography"/>
@@ -13049,8 +13214,8 @@
         <w:t xml:space="preserve">CASSS.</w:t>
       </w:r>
     </w:p>
-    <w:bookmarkEnd w:id="70"/>
-    <w:bookmarkStart w:id="71" w:name="ref-ichq8"/>
+    <w:bookmarkEnd w:id="71"/>
+    <w:bookmarkStart w:id="72" w:name="ref-ichq8"/>
     <w:p>
       <w:pPr>
         <w:pStyle w:val="Bibliography"/>
@@ -13071,8 +13236,8 @@
         <w:t xml:space="preserve">ICH.</w:t>
       </w:r>
     </w:p>
-    <w:bookmarkEnd w:id="71"/>
-    <w:bookmarkStart w:id="72" w:name="ref-ichq5a"/>
+    <w:bookmarkEnd w:id="72"/>
+    <w:bookmarkStart w:id="73" w:name="ref-ichq5a"/>
     <w:p>
       <w:pPr>
         <w:pStyle w:val="Bibliography"/>
@@ -13093,8 +13258,8 @@
         <w:t xml:space="preserve">ICH.</w:t>
       </w:r>
     </w:p>
-    <w:bookmarkEnd w:id="72"/>
-    <w:bookmarkStart w:id="73" w:name="ref-ichq9"/>
+    <w:bookmarkEnd w:id="73"/>
+    <w:bookmarkStart w:id="74" w:name="ref-ichq9"/>
     <w:p>
       <w:pPr>
         <w:pStyle w:val="Bibliography"/>
@@ -13115,8 +13280,8 @@
         <w:t xml:space="preserve">ICH.</w:t>
       </w:r>
     </w:p>
-    <w:bookmarkEnd w:id="73"/>
-    <w:bookmarkStart w:id="74" w:name="ref-montgomery2017"/>
+    <w:bookmarkEnd w:id="74"/>
+    <w:bookmarkStart w:id="75" w:name="ref-montgomery2017"/>
     <w:p>
       <w:pPr>
         <w:pStyle w:val="Bibliography"/>
@@ -13138,8 +13303,8 @@
         <w:t xml:space="preserve">. 9th ed. Hoboken, NJ: Wiley.</w:t>
       </w:r>
     </w:p>
-    <w:bookmarkEnd w:id="74"/>
-    <w:bookmarkStart w:id="75" w:name="ref-fda2011"/>
+    <w:bookmarkEnd w:id="75"/>
+    <w:bookmarkStart w:id="76" w:name="ref-fda2011"/>
     <w:p>
       <w:pPr>
         <w:pStyle w:val="Bibliography"/>
@@ -13160,9 +13325,9 @@
         <w:t xml:space="preserve">FDA.</w:t>
       </w:r>
     </w:p>
-    <w:bookmarkEnd w:id="75"/>
     <w:bookmarkEnd w:id="76"/>
     <w:bookmarkEnd w:id="77"/>
+    <w:bookmarkEnd w:id="78"/>
     <w:sectPr>
       <w:footnotePr>
         <w:numRestart w:val="eachSect"/>

--- a/pc_package/PCP-006_viral_inactivation.docx
+++ b/pc_package/PCP-006_viral_inactivation.docx
@@ -1952,7 +1952,7 @@
         </w:r>
       </w:hyperlink>
       <w:r>
-        <w:t xml:space="preserve">). Version 1.0 asked for a significant model, no significant lack of fit and residuals with no structure. This version adds a limit on how far predicted R² may fall short of R², a regression of the absolute residuals on the predicted values and of the residuals on run order, and a cut-off on the Cook’s distance of a single run. The remedy of PCMP-001 §7.2 replaces the consequence that Version 1.0 stated. Version 1.0 named two outcomes, a regression that is not significant because the response varies little and a lack-of-fit test made sensitive by a very small pure error. It supported the ranges from the observed values in the first case and judged adequacy on the size of the residuals against the criterion in the second, and it stated that neither outcome is a reason to refit a different model. A model that fails the lack-of-fit test or the limit on overfitting is now either refitted with a justified change of terms or transformation, or it is not used to set a range.</w:t>
+        <w:t xml:space="preserve">). Version 1.0 asked for a significant model, no significant lack of fit and residuals with no structure. This version adds a limit on how far predicted R² may fall short of R², a regression of the absolute residuals on the predicted values and of the residuals on run order, and a test of influential runs. A run with a Cook’s distance above 4/n is examined by deleting it and repeating the judgement. The model fails this test only where a run’s Cook’s distance exceeds the median of the F distribution with p and n − p degrees of freedom, where p is the number of model parameters and n the number of runs. The remedy of PCMP-001 §7.2 replaces the consequence that Version 1.0 stated. Version 1.0 named two outcomes, a regression that is not significant because the response varies little and a lack-of-fit test made sensitive by a very small pure error. It supported the ranges from the observed values in the first case and judged adequacy on the size of the residuals against the criterion in the second, and it stated that neither outcome is a reason to refit a different model. A model that fails the lack-of-fit test or the limit on overfitting is now either refitted with a justified change of terms or transformation, or it is not used to set a range.</w:t>
       </w:r>
     </w:p>
     <w:p>
@@ -7129,7 +7129,7 @@
         </w:numPr>
       </w:pPr>
       <w:r>
-        <w:t xml:space="preserve">The residuals show no trend, and no run dominates the fit. A regression of the absolute residuals on the predicted values, and a regression of the residuals on run order, each has no slope significant at α = 0.05. No run has a Cook’s distance above 4/n, where n is the number of runs in the fit (0.22 for the 18 runs of the response-surface design).</w:t>
+        <w:t xml:space="preserve">The residuals show no trend, and no run dominates the fit. A regression of the absolute residuals on the predicted values, and a regression of the residuals on run order, each has no slope significant at α = 0.05. A run with a Cook’s distance above 4/n is examined by deleting it and repeating the judgement. The model fails this test only where a run’s Cook’s distance exceeds the median of the F distribution with p and n − p degrees of freedom, where p is the number of model parameters and n the number of runs. The flag 4/n is 0.22 for the 18 runs of the response-surface design.</w:t>
       </w:r>
     </w:p>
     <w:p>

--- a/pc_package/PCP-006_viral_inactivation.docx
+++ b/pc_package/PCP-006_viral_inactivation.docx
@@ -1734,6 +1734,32 @@
               <w:jc w:val="left"/>
             </w:pPr>
             <w:r>
+              <w:t xml:space="preserve">UF/DF</w:t>
+            </w:r>
+          </w:p>
+        </w:tc>
+        <w:tc>
+          <w:tcPr/>
+          <w:p>
+            <w:pPr>
+              <w:pStyle w:val="Compact"/>
+              <w:jc w:val="left"/>
+            </w:pPr>
+            <w:r>
+              <w:t xml:space="preserve">ultrafiltration and diafiltration</w:t>
+            </w:r>
+          </w:p>
+        </w:tc>
+      </w:tr>
+      <w:tr>
+        <w:tc>
+          <w:tcPr/>
+          <w:p>
+            <w:pPr>
+              <w:pStyle w:val="Compact"/>
+              <w:jc w:val="left"/>
+            </w:pPr>
+            <w:r>
               <w:t xml:space="preserve">WC-CPP</w:t>
             </w:r>
           </w:p>
@@ -2357,7 +2383,7 @@
                     <w:jc w:val="center"/>
                   </w:pPr>
                   <w:r>
-                    <w:t xml:space="preserve">≤ 7.02</w:t>
+                    <w:t xml:space="preserve">≤ 6.84</w:t>
                   </w:r>
                 </w:p>
               </w:tc>
@@ -7424,19 +7450,19 @@
                     <w:jc w:val="center"/>
                   </w:pPr>
                   <w:r>
-                    <w:t xml:space="preserve">0.00</w:t>
-                  </w:r>
-                </w:p>
-              </w:tc>
-              <w:tc>
-                <w:tcPr/>
-                <w:p>
-                  <w:pPr>
-                    <w:pStyle w:val="Compact"/>
-                    <w:jc w:val="center"/>
-                  </w:pPr>
-                  <w:r>
-                    <w:t xml:space="preserve">≤ 7.02</w:t>
+                    <w:t xml:space="preserve">0.10</w:t>
+                  </w:r>
+                </w:p>
+              </w:tc>
+              <w:tc>
+                <w:tcPr/>
+                <w:p>
+                  <w:pPr>
+                    <w:pStyle w:val="Compact"/>
+                    <w:jc w:val="center"/>
+                  </w:pPr>
+                  <w:r>
+                    <w:t xml:space="preserve">≤ 6.84</w:t>
                   </w:r>
                 </w:p>
               </w:tc>
@@ -7857,7 +7883,7 @@
         <w:pStyle w:val="BodyText"/>
       </w:pPr>
       <w:r>
-        <w:t xml:space="preserve">Aggregate in the neutralized pool must not exceed 7.02 % HMW. Cation exchange is the only step after this one that is credited with removing aggregate, so the criterion is the drug substance criterion multiplied by the cation exchange clearance factor. Within its NOR, cation exchange cleared less aggregate than its platform worst case (PCR-007). The one-sided 95 % prediction bound of the clearance factor of a single cation exchange batch, at the least favourable combination within its NOR, therefore replaced the platform value (PCMP-001 §7.5). The a priori criterion of 10.0 % HMW tightened to the value in</w:t>
+        <w:t xml:space="preserve">Aggregate in the neutralized pool must not exceed 6.84 % HMW. Cation exchange is the only step after this one that is credited with removing aggregate, and UF/DF is the only one that adds it. The criterion is therefore the drug substance criterion less the UF/DF increase, multiplied by the cation exchange clearance factor. The a priori derivation took the UF/DF increase as none. PCMP-001 §7.3 sets it at 0.104 percentage points, the prediction bound of a single batch within the UF/DF NOR. Within its NOR, cation exchange cleared less aggregate than its platform worst case (PCR-007). The one-sided 95 % prediction bound of the clearance factor of a single cation exchange batch, at the least favourable combination within its NOR, therefore replaced the platform value (PCMP-001 §7.5). Together these tightened the a priori criterion of 10.0 % HMW to the value in</w:t>
       </w:r>
       <w:r>
         <w:t xml:space="preserve"> </w:t>
